--- a/static/downloads/pt-br/docx/layer-2/governance-protocol.docx
+++ b/static/downloads/pt-br/docx/layer-2/governance-protocol.docx
@@ -87,7 +87,7 @@
         <w:t xml:space="preserve"> </w:t>
       </w:r>
       <w:r>
-        <w:t xml:space="preserve">2026-06-26</w:t>
+        <w:t xml:space="preserve">2026-07-07</w:t>
       </w:r>
     </w:p>
     <w:p>
@@ -252,10 +252,10 @@
     </w:p>
     <w:p>
       <w:pPr>
-        <w:pStyle w:val="BlockText"/>
-      </w:pPr>
-      <w:r>
-        <w:t xml:space="preserve">Define o ciclo de vida completo de uma decisão coletiva — desde a submissão da proposta até a documentação e o recurso.</w:t>
+        <w:pStyle w:val="FirstParagraph"/>
+      </w:pPr>
+      <w:r>
+        <w:t xml:space="preserve">&gt; Define o ciclo de vida completo de uma decisão coletiva — desde a submissão da proposta até a documentação e o recurso.</w:t>
       </w:r>
     </w:p>
     <w:p>
@@ -329,8 +329,14 @@
     </w:p>
     <w:p>
       <w:pPr>
-        <w:pStyle w:val="BlockText"/>
-      </w:pPr>
+        <w:pStyle w:val="BodyText"/>
+      </w:pPr>
+      <w:r>
+        <w:t xml:space="preserve">&gt;</w:t>
+      </w:r>
+      <w:r>
+        <w:t xml:space="preserve"> </w:t>
+      </w:r>
       <w:r>
         <w:rPr>
           <w:b/>
@@ -338,19 +344,29 @@
         </w:rPr>
         <w:t xml:space="preserve">Justificativa — Por que formalizar como as propostas entram no sistema</w:t>
       </w:r>
-    </w:p>
-    <w:p>
-      <w:pPr>
-        <w:pStyle w:val="BlockText"/>
-      </w:pPr>
-      <w:r>
-        <w:t xml:space="preserve">Um processo de decisão que aceita propostas informalmente — uma mensagem, uma sugestão verbal, uma ideia de um fundador — não tem como saber com confiabilidade o que está realmente em pauta. Exigir um formato padrão de submissão, um local de arquivamento e campos de conteúdo obrigatórios significa que toda proposta chega com as mesmas informações, visível para todo mundo, rastreável desde o primeiro dia.</w:t>
-      </w:r>
-    </w:p>
-    <w:p>
-      <w:pPr>
-        <w:pStyle w:val="BlockText"/>
-      </w:pPr>
+      <w:r>
+        <w:t xml:space="preserve"> </w:t>
+      </w:r>
+      <w:r>
+        <w:t xml:space="preserve">&gt;</w:t>
+      </w:r>
+      <w:r>
+        <w:t xml:space="preserve"> </w:t>
+      </w:r>
+      <w:r>
+        <w:t xml:space="preserve">&gt; Um processo de decisão que aceita propostas informalmente — uma mensagem, uma sugestão verbal, uma ideia de um fundador — não tem como saber com confiabilidade o que está realmente em pauta. Exigir um formato padrão de submissão, um local de arquivamento e campos de conteúdo obrigatórios significa que toda proposta chega com as mesmas informações, visível para todo mundo, rastreável desde o primeiro dia.</w:t>
+      </w:r>
+    </w:p>
+    <w:p>
+      <w:pPr>
+        <w:pStyle w:val="BodyText"/>
+      </w:pPr>
+      <w:r>
+        <w:t xml:space="preserve">&gt;</w:t>
+      </w:r>
+      <w:r>
+        <w:t xml:space="preserve"> </w:t>
+      </w:r>
       <w:r>
         <w:rPr>
           <w:b/>
@@ -358,13 +374,17 @@
         </w:rPr>
         <w:t xml:space="preserve">Instruções — Como preencher</w:t>
       </w:r>
-    </w:p>
-    <w:p>
-      <w:pPr>
-        <w:pStyle w:val="BlockText"/>
-      </w:pPr>
-      <w:r>
-        <w:t xml:space="preserve">Indique quem pode propor, onde as propostas são submetidas, os campos de conteúdo obrigatórios e como o tipo de decisão é determinado e contestado.</w:t>
+      <w:r>
+        <w:t xml:space="preserve"> </w:t>
+      </w:r>
+      <w:r>
+        <w:t xml:space="preserve">&gt;</w:t>
+      </w:r>
+      <w:r>
+        <w:t xml:space="preserve"> </w:t>
+      </w:r>
+      <w:r>
+        <w:t xml:space="preserve">&gt; Indique quem pode propor, onde as propostas são submetidas, os campos de conteúdo obrigatórios e como o tipo de decisão é determinado e contestado.</w:t>
       </w:r>
     </w:p>
     <w:p>
@@ -512,8 +532,14 @@
     </w:p>
     <w:p>
       <w:pPr>
-        <w:pStyle w:val="BlockText"/>
-      </w:pPr>
+        <w:pStyle w:val="BodyText"/>
+      </w:pPr>
+      <w:r>
+        <w:t xml:space="preserve">&gt;</w:t>
+      </w:r>
+      <w:r>
+        <w:t xml:space="preserve"> </w:t>
+      </w:r>
       <w:r>
         <w:rPr>
           <w:b/>
@@ -521,19 +547,29 @@
         </w:rPr>
         <w:t xml:space="preserve">Justificativa — Por que impor um período mínimo de deliberação</w:t>
       </w:r>
-    </w:p>
-    <w:p>
-      <w:pPr>
-        <w:pStyle w:val="BlockText"/>
-      </w:pPr>
-      <w:r>
-        <w:t xml:space="preserve">Votações apressadas favorecem quem já está prestando atenção e prejudicam todo mundo. Um período obrigatório de deliberação, proporcional ao peso da decisão, dá às pessoas membras tempo para ler, responder e levantar preocupações antes da abertura da votação — para que o voto reflita um juízo ponderado, não a velocidade de reação.</w:t>
-      </w:r>
-    </w:p>
-    <w:p>
-      <w:pPr>
-        <w:pStyle w:val="BlockText"/>
-      </w:pPr>
+      <w:r>
+        <w:t xml:space="preserve"> </w:t>
+      </w:r>
+      <w:r>
+        <w:t xml:space="preserve">&gt;</w:t>
+      </w:r>
+      <w:r>
+        <w:t xml:space="preserve"> </w:t>
+      </w:r>
+      <w:r>
+        <w:t xml:space="preserve">&gt; Votações apressadas favorecem quem já está prestando atenção e prejudicam todo mundo. Um período obrigatório de deliberação, proporcional ao peso da decisão, dá às pessoas membras tempo para ler, responder e levantar preocupações antes da abertura da votação — para que o voto reflita um juízo ponderado, não a velocidade de reação.</w:t>
+      </w:r>
+    </w:p>
+    <w:p>
+      <w:pPr>
+        <w:pStyle w:val="BodyText"/>
+      </w:pPr>
+      <w:r>
+        <w:t xml:space="preserve">&gt;</w:t>
+      </w:r>
+      <w:r>
+        <w:t xml:space="preserve"> </w:t>
+      </w:r>
       <w:r>
         <w:rPr>
           <w:b/>
@@ -541,13 +577,17 @@
         </w:rPr>
         <w:t xml:space="preserve">Instruções — Como preencher</w:t>
       </w:r>
-    </w:p>
-    <w:p>
-      <w:pPr>
-        <w:pStyle w:val="BlockText"/>
-      </w:pPr>
-      <w:r>
-        <w:t xml:space="preserve">Nomeie os espaços de deliberação e os períodos mínimos para decisões estratégicas e constitucionais antes da abertura de uma votação.</w:t>
+      <w:r>
+        <w:t xml:space="preserve"> </w:t>
+      </w:r>
+      <w:r>
+        <w:t xml:space="preserve">&gt;</w:t>
+      </w:r>
+      <w:r>
+        <w:t xml:space="preserve"> </w:t>
+      </w:r>
+      <w:r>
+        <w:t xml:space="preserve">&gt; Nomeie os espaços de deliberação e os períodos mínimos para decisões estratégicas e constitucionais antes da abertura de uma votação.</w:t>
       </w:r>
     </w:p>
     <w:p>
@@ -679,8 +719,14 @@
     </w:p>
     <w:p>
       <w:pPr>
-        <w:pStyle w:val="BlockText"/>
-      </w:pPr>
+        <w:pStyle w:val="BodyText"/>
+      </w:pPr>
+      <w:r>
+        <w:t xml:space="preserve">&gt;</w:t>
+      </w:r>
+      <w:r>
+        <w:t xml:space="preserve"> </w:t>
+      </w:r>
       <w:r>
         <w:rPr>
           <w:b/>
@@ -688,19 +734,29 @@
         </w:rPr>
         <w:t xml:space="preserve">Justificativa — Por que vincular a execução ao registro</w:t>
       </w:r>
-    </w:p>
-    <w:p>
-      <w:pPr>
-        <w:pStyle w:val="BlockText"/>
-      </w:pPr>
-      <w:r>
-        <w:t xml:space="preserve">Uma proposta aprovada que nunca chega ao artefato afetado é uma decisão só no nome — as regras na prática continuam dizendo o que diziam antes. Vincular a execução a uma atualização concreta de artefato e a uma entrada no histórico de versões fecha a lacuna entre o que foi decidido e o que de fato está em vigor.</w:t>
-      </w:r>
-    </w:p>
-    <w:p>
-      <w:pPr>
-        <w:pStyle w:val="BlockText"/>
-      </w:pPr>
+      <w:r>
+        <w:t xml:space="preserve"> </w:t>
+      </w:r>
+      <w:r>
+        <w:t xml:space="preserve">&gt;</w:t>
+      </w:r>
+      <w:r>
+        <w:t xml:space="preserve"> </w:t>
+      </w:r>
+      <w:r>
+        <w:t xml:space="preserve">&gt; Uma proposta aprovada que nunca chega ao artefato afetado é uma decisão só no nome — as regras na prática continuam dizendo o que diziam antes. Vincular a execução a uma atualização concreta de artefato e a uma entrada no histórico de versões fecha a lacuna entre o que foi decidido e o que de fato está em vigor.</w:t>
+      </w:r>
+    </w:p>
+    <w:p>
+      <w:pPr>
+        <w:pStyle w:val="BodyText"/>
+      </w:pPr>
+      <w:r>
+        <w:t xml:space="preserve">&gt;</w:t>
+      </w:r>
+      <w:r>
+        <w:t xml:space="preserve"> </w:t>
+      </w:r>
       <w:r>
         <w:rPr>
           <w:b/>
@@ -708,13 +764,17 @@
         </w:rPr>
         <w:t xml:space="preserve">Instruções — Como preencher</w:t>
       </w:r>
-    </w:p>
-    <w:p>
-      <w:pPr>
-        <w:pStyle w:val="BlockText"/>
-      </w:pPr>
-      <w:r>
-        <w:t xml:space="preserve">Indique o que acontece quando uma proposta é aprovada (atualizações de artefatos, histórico de versões) e quando é rejeitada (arquivamento). Defina um prazo limite para ambos os casos.</w:t>
+      <w:r>
+        <w:t xml:space="preserve"> </w:t>
+      </w:r>
+      <w:r>
+        <w:t xml:space="preserve">&gt;</w:t>
+      </w:r>
+      <w:r>
+        <w:t xml:space="preserve"> </w:t>
+      </w:r>
+      <w:r>
+        <w:t xml:space="preserve">&gt; Indique o que acontece quando uma proposta é aprovada (atualizações de artefatos, histórico de versões) e quando é rejeitada (arquivamento). Defina um prazo limite para ambos os casos.</w:t>
       </w:r>
     </w:p>
     <w:p>
@@ -806,8 +866,14 @@
     </w:p>
     <w:p>
       <w:pPr>
-        <w:pStyle w:val="BlockText"/>
-      </w:pPr>
+        <w:pStyle w:val="BodyText"/>
+      </w:pPr>
+      <w:r>
+        <w:t xml:space="preserve">&gt;</w:t>
+      </w:r>
+      <w:r>
+        <w:t xml:space="preserve"> </w:t>
+      </w:r>
       <w:r>
         <w:rPr>
           <w:b/>
@@ -815,19 +881,29 @@
         </w:rPr>
         <w:t xml:space="preserve">Justificativa — Por que documentar todos os resultados, incluindo rejeições</w:t>
       </w:r>
-    </w:p>
-    <w:p>
-      <w:pPr>
-        <w:pStyle w:val="BlockText"/>
-      </w:pPr>
-      <w:r>
-        <w:t xml:space="preserve">Manter registro apenas das decisões aprovadas apaga o histórico de raciocínio — as pessoas membras perdem a noção do que já foi considerado e rejeitado, e os mesmos debates voltam à tona indefinidamente. Arquivar tanto propostas aprovadas quanto rejeitadas, com um prazo limite e um registro verificável de decisão, preserva a memória institucional e torna o sistema de governança auditável.</w:t>
-      </w:r>
-    </w:p>
-    <w:p>
-      <w:pPr>
-        <w:pStyle w:val="BlockText"/>
-      </w:pPr>
+      <w:r>
+        <w:t xml:space="preserve"> </w:t>
+      </w:r>
+      <w:r>
+        <w:t xml:space="preserve">&gt;</w:t>
+      </w:r>
+      <w:r>
+        <w:t xml:space="preserve"> </w:t>
+      </w:r>
+      <w:r>
+        <w:t xml:space="preserve">&gt; Manter registro apenas das decisões aprovadas apaga o histórico de raciocínio — as pessoas membras perdem a noção do que já foi considerado e rejeitado, e os mesmos debates voltam à tona indefinidamente. Arquivar tanto propostas aprovadas quanto rejeitadas, com um prazo limite e um registro verificável de decisão, preserva a memória institucional e torna o sistema de governança auditável.</w:t>
+      </w:r>
+    </w:p>
+    <w:p>
+      <w:pPr>
+        <w:pStyle w:val="BodyText"/>
+      </w:pPr>
+      <w:r>
+        <w:t xml:space="preserve">&gt;</w:t>
+      </w:r>
+      <w:r>
+        <w:t xml:space="preserve"> </w:t>
+      </w:r>
       <w:r>
         <w:rPr>
           <w:b/>
@@ -835,13 +911,17 @@
         </w:rPr>
         <w:t xml:space="preserve">Instruções — Como preencher</w:t>
       </w:r>
-    </w:p>
-    <w:p>
-      <w:pPr>
-        <w:pStyle w:val="BlockText"/>
-      </w:pPr>
-      <w:r>
-        <w:t xml:space="preserve">Indique as regras de retenção para propostas aprovadas e rejeitadas, o que conta como registro de decisão e a obrigação de atualização do histórico de versões.</w:t>
+      <w:r>
+        <w:t xml:space="preserve"> </w:t>
+      </w:r>
+      <w:r>
+        <w:t xml:space="preserve">&gt;</w:t>
+      </w:r>
+      <w:r>
+        <w:t xml:space="preserve"> </w:t>
+      </w:r>
+      <w:r>
+        <w:t xml:space="preserve">&gt; Indique as regras de retenção para propostas aprovadas e rejeitadas, o que conta como registro de decisão e a obrigação de atualização do histórico de versões.</w:t>
       </w:r>
     </w:p>
     <w:p>
@@ -957,8 +1037,14 @@
     </w:p>
     <w:p>
       <w:pPr>
-        <w:pStyle w:val="BlockText"/>
-      </w:pPr>
+        <w:pStyle w:val="BodyText"/>
+      </w:pPr>
+      <w:r>
+        <w:t xml:space="preserve">&gt;</w:t>
+      </w:r>
+      <w:r>
+        <w:t xml:space="preserve"> </w:t>
+      </w:r>
       <w:r>
         <w:rPr>
           <w:b/>
@@ -966,19 +1052,29 @@
         </w:rPr>
         <w:t xml:space="preserve">Justificativa — Por que permitir novas votações, mas com limites</w:t>
       </w:r>
-    </w:p>
-    <w:p>
-      <w:pPr>
-        <w:pStyle w:val="BlockText"/>
-      </w:pPr>
-      <w:r>
-        <w:t xml:space="preserve">Um sistema de governança sem rota de recurso cristaliza erros em regras permanentes; um com rotas informais ilimitadas de recurso nunca decide nada de fato. Permitir que qualquer Membro Pleno acione uma nova votação — mas apenas com uma objeção escrita e fundamentada que traga algo ainda não tratado — mantém o sistema autocorretivo sem transformar toda decisão em um referendo permanente.</w:t>
-      </w:r>
-    </w:p>
-    <w:p>
-      <w:pPr>
-        <w:pStyle w:val="BlockText"/>
-      </w:pPr>
+      <w:r>
+        <w:t xml:space="preserve"> </w:t>
+      </w:r>
+      <w:r>
+        <w:t xml:space="preserve">&gt;</w:t>
+      </w:r>
+      <w:r>
+        <w:t xml:space="preserve"> </w:t>
+      </w:r>
+      <w:r>
+        <w:t xml:space="preserve">&gt; Um sistema de governança sem rota de recurso cristaliza erros em regras permanentes; um com rotas informais ilimitadas de recurso nunca decide nada de fato. Permitir que qualquer Membro Pleno acione uma nova votação — mas apenas com uma objeção escrita e fundamentada que traga algo ainda não tratado — mantém o sistema autocorretivo sem transformar toda decisão em um referendo permanente.</w:t>
+      </w:r>
+    </w:p>
+    <w:p>
+      <w:pPr>
+        <w:pStyle w:val="BodyText"/>
+      </w:pPr>
+      <w:r>
+        <w:t xml:space="preserve">&gt;</w:t>
+      </w:r>
+      <w:r>
+        <w:t xml:space="preserve"> </w:t>
+      </w:r>
       <w:r>
         <w:rPr>
           <w:b/>
@@ -986,13 +1082,17 @@
         </w:rPr>
         <w:t xml:space="preserve">Instruções — Como preencher</w:t>
       </w:r>
-    </w:p>
-    <w:p>
-      <w:pPr>
-        <w:pStyle w:val="BlockText"/>
-      </w:pPr>
-      <w:r>
-        <w:t xml:space="preserve">Defina as condições para acionar uma nova votação, o formato da objeção e o limiar/mecanismo da nova votação em si.</w:t>
+      <w:r>
+        <w:t xml:space="preserve"> </w:t>
+      </w:r>
+      <w:r>
+        <w:t xml:space="preserve">&gt;</w:t>
+      </w:r>
+      <w:r>
+        <w:t xml:space="preserve"> </w:t>
+      </w:r>
+      <w:r>
+        <w:t xml:space="preserve">&gt; Defina as condições para acionar uma nova votação, o formato da objeção e o limiar/mecanismo da nova votação em si.</w:t>
       </w:r>
     </w:p>
     <w:p>
@@ -1100,8 +1200,14 @@
     </w:p>
     <w:p>
       <w:pPr>
-        <w:pStyle w:val="BlockText"/>
-      </w:pPr>
+        <w:pStyle w:val="BodyText"/>
+      </w:pPr>
+      <w:r>
+        <w:t xml:space="preserve">&gt;</w:t>
+      </w:r>
+      <w:r>
+        <w:t xml:space="preserve"> </w:t>
+      </w:r>
       <w:r>
         <w:rPr>
           <w:b/>
@@ -1109,19 +1215,29 @@
         </w:rPr>
         <w:t xml:space="preserve">Justificativa — Por que predefinir a resolução de conflitos</w:t>
       </w:r>
-    </w:p>
-    <w:p>
-      <w:pPr>
-        <w:pStyle w:val="BlockText"/>
-      </w:pPr>
-      <w:r>
-        <w:t xml:space="preserve">Quando duas decisões apontam em direções diferentes, alguém precisa escolher qual delas vale — e se essa escolha for feita caso a caso, ela se reduz a quem tem autoridade ou energia para impor sua leitura. Uma regra fixa de precedência (o tipo mais alto prevalece; em caso de empate de tipo, a mais recente prevalece) resolve conflitos de forma mecânica, sem julgamento subjetivo.</w:t>
-      </w:r>
-    </w:p>
-    <w:p>
-      <w:pPr>
-        <w:pStyle w:val="BlockText"/>
-      </w:pPr>
+      <w:r>
+        <w:t xml:space="preserve"> </w:t>
+      </w:r>
+      <w:r>
+        <w:t xml:space="preserve">&gt;</w:t>
+      </w:r>
+      <w:r>
+        <w:t xml:space="preserve"> </w:t>
+      </w:r>
+      <w:r>
+        <w:t xml:space="preserve">&gt; Quando duas decisões apontam em direções diferentes, alguém precisa escolher qual delas vale — e se essa escolha for feita caso a caso, ela se reduz a quem tem autoridade ou energia para impor sua leitura. Uma regra fixa de precedência (o tipo mais alto prevalece; em caso de empate de tipo, a mais recente prevalece) resolve conflitos de forma mecânica, sem julgamento subjetivo.</w:t>
+      </w:r>
+    </w:p>
+    <w:p>
+      <w:pPr>
+        <w:pStyle w:val="BodyText"/>
+      </w:pPr>
+      <w:r>
+        <w:t xml:space="preserve">&gt;</w:t>
+      </w:r>
+      <w:r>
+        <w:t xml:space="preserve"> </w:t>
+      </w:r>
       <w:r>
         <w:rPr>
           <w:b/>
@@ -1129,13 +1245,17 @@
         </w:rPr>
         <w:t xml:space="preserve">Instruções — Como preencher</w:t>
       </w:r>
-    </w:p>
-    <w:p>
-      <w:pPr>
-        <w:pStyle w:val="BlockText"/>
-      </w:pPr>
-      <w:r>
-        <w:t xml:space="preserve">Indique a regra de precedência (tipicamente: o tipo de decisão mais alto prevalece; no mesmo tipo, a mais recente vence, salvo se travada explicitamente).</w:t>
+      <w:r>
+        <w:t xml:space="preserve"> </w:t>
+      </w:r>
+      <w:r>
+        <w:t xml:space="preserve">&gt;</w:t>
+      </w:r>
+      <w:r>
+        <w:t xml:space="preserve"> </w:t>
+      </w:r>
+      <w:r>
+        <w:t xml:space="preserve">&gt; Indique a regra de precedência (tipicamente: o tipo de decisão mais alto prevalece; no mesmo tipo, a mais recente vence, salvo se travada explicitamente).</w:t>
       </w:r>
     </w:p>
     <w:p>
@@ -1275,8 +1395,14 @@
     </w:p>
     <w:p>
       <w:pPr>
-        <w:pStyle w:val="BlockText"/>
-      </w:pPr>
+        <w:pStyle w:val="BodyText"/>
+      </w:pPr>
+      <w:r>
+        <w:t xml:space="preserve">&gt;</w:t>
+      </w:r>
+      <w:r>
+        <w:t xml:space="preserve"> </w:t>
+      </w:r>
       <w:r>
         <w:rPr>
           <w:b/>
@@ -1284,19 +1410,29 @@
         </w:rPr>
         <w:t xml:space="preserve">Justificativa — Por que planejar falhas de governança desde o início</w:t>
       </w:r>
-    </w:p>
-    <w:p>
-      <w:pPr>
-        <w:pStyle w:val="BlockText"/>
-      </w:pPr>
-      <w:r>
-        <w:t xml:space="preserve">Todo sistema de governança falha em algum ponto — capturado por um subgrupo, congelado por vetos informais, desviado por uma pessoa responsável por um papel que silenciosamente expandiu seu escopo. Nomear os modos de falha específicos com antecedência, prever rotas de contestação que não possam sofrer retaliação e exigir uma revisão formal quando as falhas se acumulam é o que impede que a governança se esvazie lentamente sem ninguém perceber.</w:t>
-      </w:r>
-    </w:p>
-    <w:p>
-      <w:pPr>
-        <w:pStyle w:val="BlockText"/>
-      </w:pPr>
+      <w:r>
+        <w:t xml:space="preserve"> </w:t>
+      </w:r>
+      <w:r>
+        <w:t xml:space="preserve">&gt;</w:t>
+      </w:r>
+      <w:r>
+        <w:t xml:space="preserve"> </w:t>
+      </w:r>
+      <w:r>
+        <w:t xml:space="preserve">&gt; Todo sistema de governança falha em algum ponto — capturado por um subgrupo, congelado por vetos informais, desviado por uma pessoa responsável por um papel que silenciosamente expandiu seu escopo. Nomear os modos de falha específicos com antecedência, prever rotas de contestação que não possam sofrer retaliação e exigir uma revisão formal quando as falhas se acumulam é o que impede que a governança se esvazie lentamente sem ninguém perceber.</w:t>
+      </w:r>
+    </w:p>
+    <w:p>
+      <w:pPr>
+        <w:pStyle w:val="BodyText"/>
+      </w:pPr>
+      <w:r>
+        <w:t xml:space="preserve">&gt;</w:t>
+      </w:r>
+      <w:r>
+        <w:t xml:space="preserve"> </w:t>
+      </w:r>
       <w:r>
         <w:rPr>
           <w:b/>
@@ -1304,13 +1440,17 @@
         </w:rPr>
         <w:t xml:space="preserve">Instruções — Como preencher</w:t>
       </w:r>
-    </w:p>
-    <w:p>
-      <w:pPr>
-        <w:pStyle w:val="BlockText"/>
-      </w:pPr>
-      <w:r>
-        <w:t xml:space="preserve">Para cada modo de falha nomeado, indique a salvaguarda. Inclua um gatilho que force uma revisão constitucional caso as falhas se acumulem.</w:t>
+      <w:r>
+        <w:t xml:space="preserve"> </w:t>
+      </w:r>
+      <w:r>
+        <w:t xml:space="preserve">&gt;</w:t>
+      </w:r>
+      <w:r>
+        <w:t xml:space="preserve"> </w:t>
+      </w:r>
+      <w:r>
+        <w:t xml:space="preserve">&gt; Para cada modo de falha nomeado, indique a salvaguarda. Inclua um gatilho que force uma revisão constitucional caso as falhas se acumulem.</w:t>
       </w:r>
     </w:p>
     <w:p>
@@ -1330,6 +1470,13 @@
       </w:r>
       <w:r>
         <w:t xml:space="preserve"> </w:t>
+      </w:r>
+      <w:r>
+        <w:rPr>
+          <w:i/>
+          <w:iCs/>
+        </w:rPr>
+        <w:t xml:space="preserve">&lt;como o protocolo impede autoridade unilateral acima do escopo operacional.&gt;</w:t>
       </w:r>
     </w:p>
     <w:p>
@@ -1496,6 +1643,9 @@
       </w:r>
       <w:r>
         <w:t xml:space="preserve"> </w:t>
+      </w:r>
+      <w:r>
+        <w:t xml:space="preserve">&lt;AAAA-MM-DD&gt;</w:t>
       </w:r>
     </w:p>
     <w:p>

--- a/static/downloads/pt-br/docx/layer-2/governance-protocol.docx
+++ b/static/downloads/pt-br/docx/layer-2/governance-protocol.docx
@@ -87,7 +87,7 @@
         <w:t xml:space="preserve"> </w:t>
       </w:r>
       <w:r>
-        <w:t xml:space="preserve">2026-07-07</w:t>
+        <w:t xml:space="preserve">2026-08-31</w:t>
       </w:r>
     </w:p>
     <w:p>
